--- a/dosyalar/calisma-kagitlari/6-sinif/arapca-6-2-calisma-kagidi.docx
+++ b/dosyalar/calisma-kagitlari/6-sinif/arapca-6-2-calisma-kagidi.docx
@@ -2563,7 +2563,7 @@
                 <w:szCs w:val="30"/>
                 <w:rtl/>
               </w:rPr>
-              <w:t xml:space="preserve">أَرَى بِعَيْنِي وَأَسْمَعُ بِأُذُنِي وَأَشُمُّ بِأَنْفِي.</w:t>
+              <w:t xml:space="preserve">أَرَى بِعَيْنِي وَأَسْمَعُ بِأُذُنِي وَأَشُمُّ بِأَنْفِي.</w:t>
             </w:r>
           </w:p>
           <w:p>
@@ -2581,7 +2581,7 @@
                 <w:szCs w:val="30"/>
                 <w:rtl/>
               </w:rPr>
-              <w:t xml:space="preserve">أَلْمَسُ بِيَدِي وَأَمْشِي بِقَدَمِي. أَنَا سَعِيدٌ الْيَوْمَ.</w:t>
+              <w:t xml:space="preserve">أَلْمَسُ بِيَدِي وَأَمْشِي بِقَدَمِي. أَنَا سَعِيدٌ اليَوْمَ.</w:t>
             </w:r>
           </w:p>
         </w:tc>
@@ -2803,7 +2803,7 @@
           <w:szCs w:val="28"/>
           <w:rtl/>
         </w:rPr>
-        <w:t xml:space="preserve">مَاذَا فِي الْوَجْهِ ؟</w:t>
+        <w:t xml:space="preserve">مَاذَا فِي الوَجْهِ ؟</w:t>
       </w:r>
     </w:p>
     <w:p>
@@ -3232,7 +3232,7 @@
                 <w:szCs w:val="28"/>
                 <w:rtl/>
               </w:rPr>
-              <w:t xml:space="preserve">فِي الْوَجْهِ أَنْفٌ وَفَمٌ.</w:t>
+              <w:t xml:space="preserve">فِي الوَجْهِ أَنْفٌ وَفَمٌ.</w:t>
             </w:r>
           </w:p>
         </w:tc>
@@ -3610,7 +3610,7 @@
                 <w:szCs w:val="28"/>
                 <w:rtl/>
               </w:rPr>
-              <w:t xml:space="preserve">اَلْيَدُ فِي الْوَجْهِ.</w:t>
+              <w:t xml:space="preserve">اَليَدُ فِي الوَجْهِ.</w:t>
             </w:r>
           </w:p>
         </w:tc>
@@ -4054,7 +4054,7 @@
                 <w:szCs w:val="28"/>
                 <w:rtl/>
               </w:rPr>
-              <w:t xml:space="preserve">أَشُمُّ ……………………… .</w:t>
+              <w:t xml:space="preserve">أَشُمُّ ……………………… .</w:t>
             </w:r>
           </w:p>
         </w:tc>
@@ -4913,7 +4913,7 @@
                 <w:szCs w:val="25"/>
                 <w:rtl/>
               </w:rPr>
-              <w:t xml:space="preserve">فِي الْوَجْهِ عَيْنَانِ وَأُذُنَانِ وَأَنْفٌ وَفَمٌ.</w:t>
+              <w:t xml:space="preserve">فِي الوَجْهِ عَيْنَانِ وَأُذُنَانِ وَأَنْفٌ وَفَمٌ.</w:t>
             </w:r>
           </w:p>
         </w:tc>
@@ -5075,7 +5075,7 @@
                 <w:szCs w:val="25"/>
                 <w:rtl/>
               </w:rPr>
-              <w:t xml:space="preserve">أَشُمُّ بِأَنْفِي.</w:t>
+              <w:t xml:space="preserve">أَشُمُّ بِأَنْفِي.</w:t>
             </w:r>
           </w:p>
           <w:p>

--- a/dosyalar/calisma-kagitlari/6-sinif/arapca-6-2-calisma-kagidi.docx
+++ b/dosyalar/calisma-kagitlari/6-sinif/arapca-6-2-calisma-kagidi.docx
@@ -486,7 +486,7 @@
             </w:pPr>
             <w:r>
               <w:rPr>
-                <w:rFonts w:ascii="Markazi Text" w:cs="Markazi Text" w:eastAsia="Markazi Text" w:hAnsi="Markazi Text"/>
+                <w:rFonts w:ascii="Arakom" w:cs="Arakom" w:eastAsia="Arakom" w:hAnsi="Arakom"/>
                 <w:b w:val="false"/>
                 <w:bCs w:val="false"/>
                 <w:color w:val="111111"/>
@@ -656,7 +656,7 @@
             </w:pPr>
             <w:r>
               <w:rPr>
-                <w:rFonts w:ascii="Markazi Text" w:cs="Markazi Text" w:eastAsia="Markazi Text" w:hAnsi="Markazi Text"/>
+                <w:rFonts w:ascii="Arakom" w:cs="Arakom" w:eastAsia="Arakom" w:hAnsi="Arakom"/>
                 <w:b w:val="false"/>
                 <w:bCs w:val="false"/>
                 <w:color w:val="111111"/>
@@ -826,7 +826,7 @@
             </w:pPr>
             <w:r>
               <w:rPr>
-                <w:rFonts w:ascii="Markazi Text" w:cs="Markazi Text" w:eastAsia="Markazi Text" w:hAnsi="Markazi Text"/>
+                <w:rFonts w:ascii="Arakom" w:cs="Arakom" w:eastAsia="Arakom" w:hAnsi="Arakom"/>
                 <w:b w:val="false"/>
                 <w:bCs w:val="false"/>
                 <w:color w:val="111111"/>
@@ -996,7 +996,7 @@
             </w:pPr>
             <w:r>
               <w:rPr>
-                <w:rFonts w:ascii="Markazi Text" w:cs="Markazi Text" w:eastAsia="Markazi Text" w:hAnsi="Markazi Text"/>
+                <w:rFonts w:ascii="Arakom" w:cs="Arakom" w:eastAsia="Arakom" w:hAnsi="Arakom"/>
                 <w:b w:val="false"/>
                 <w:bCs w:val="false"/>
                 <w:color w:val="111111"/>
@@ -1166,7 +1166,7 @@
             </w:pPr>
             <w:r>
               <w:rPr>
-                <w:rFonts w:ascii="Markazi Text" w:cs="Markazi Text" w:eastAsia="Markazi Text" w:hAnsi="Markazi Text"/>
+                <w:rFonts w:ascii="Arakom" w:cs="Arakom" w:eastAsia="Arakom" w:hAnsi="Arakom"/>
                 <w:b w:val="false"/>
                 <w:bCs w:val="false"/>
                 <w:color w:val="111111"/>
@@ -1336,7 +1336,7 @@
             </w:pPr>
             <w:r>
               <w:rPr>
-                <w:rFonts w:ascii="Markazi Text" w:cs="Markazi Text" w:eastAsia="Markazi Text" w:hAnsi="Markazi Text"/>
+                <w:rFonts w:ascii="Arakom" w:cs="Arakom" w:eastAsia="Arakom" w:hAnsi="Arakom"/>
                 <w:b w:val="false"/>
                 <w:bCs w:val="false"/>
                 <w:color w:val="111111"/>
@@ -1684,7 +1684,7 @@
             </w:pPr>
             <w:r>
               <w:rPr>
-                <w:rFonts w:ascii="Markazi Text" w:cs="Markazi Text" w:eastAsia="Markazi Text" w:hAnsi="Markazi Text"/>
+                <w:rFonts w:ascii="Arakom" w:cs="Arakom" w:eastAsia="Arakom" w:hAnsi="Arakom"/>
                 <w:b w:val="false"/>
                 <w:bCs w:val="false"/>
                 <w:color w:val="111111"/>
@@ -1780,7 +1780,7 @@
             </w:pPr>
             <w:r>
               <w:rPr>
-                <w:rFonts w:ascii="Markazi Text" w:cs="Markazi Text" w:eastAsia="Markazi Text" w:hAnsi="Markazi Text"/>
+                <w:rFonts w:ascii="Arakom" w:cs="Arakom" w:eastAsia="Arakom" w:hAnsi="Arakom"/>
                 <w:b w:val="false"/>
                 <w:bCs w:val="false"/>
                 <w:color w:val="111111"/>
@@ -1876,7 +1876,7 @@
             </w:pPr>
             <w:r>
               <w:rPr>
-                <w:rFonts w:ascii="Markazi Text" w:cs="Markazi Text" w:eastAsia="Markazi Text" w:hAnsi="Markazi Text"/>
+                <w:rFonts w:ascii="Arakom" w:cs="Arakom" w:eastAsia="Arakom" w:hAnsi="Arakom"/>
                 <w:b w:val="false"/>
                 <w:bCs w:val="false"/>
                 <w:color w:val="111111"/>
@@ -1972,7 +1972,7 @@
             </w:pPr>
             <w:r>
               <w:rPr>
-                <w:rFonts w:ascii="Markazi Text" w:cs="Markazi Text" w:eastAsia="Markazi Text" w:hAnsi="Markazi Text"/>
+                <w:rFonts w:ascii="Arakom" w:cs="Arakom" w:eastAsia="Arakom" w:hAnsi="Arakom"/>
                 <w:b w:val="false"/>
                 <w:bCs w:val="false"/>
                 <w:color w:val="111111"/>
@@ -2068,7 +2068,7 @@
             </w:pPr>
             <w:r>
               <w:rPr>
-                <w:rFonts w:ascii="Markazi Text" w:cs="Markazi Text" w:eastAsia="Markazi Text" w:hAnsi="Markazi Text"/>
+                <w:rFonts w:ascii="Arakom" w:cs="Arakom" w:eastAsia="Arakom" w:hAnsi="Arakom"/>
                 <w:b w:val="false"/>
                 <w:bCs w:val="false"/>
                 <w:color w:val="111111"/>
@@ -2164,7 +2164,7 @@
             </w:pPr>
             <w:r>
               <w:rPr>
-                <w:rFonts w:ascii="Markazi Text" w:cs="Markazi Text" w:eastAsia="Markazi Text" w:hAnsi="Markazi Text"/>
+                <w:rFonts w:ascii="Arakom" w:cs="Arakom" w:eastAsia="Arakom" w:hAnsi="Arakom"/>
                 <w:b w:val="false"/>
                 <w:bCs w:val="false"/>
                 <w:color w:val="111111"/>
@@ -2260,7 +2260,7 @@
             </w:pPr>
             <w:r>
               <w:rPr>
-                <w:rFonts w:ascii="Markazi Text" w:cs="Markazi Text" w:eastAsia="Markazi Text" w:hAnsi="Markazi Text"/>
+                <w:rFonts w:ascii="Arakom" w:cs="Arakom" w:eastAsia="Arakom" w:hAnsi="Arakom"/>
                 <w:b w:val="false"/>
                 <w:bCs w:val="false"/>
                 <w:color w:val="111111"/>
@@ -2356,7 +2356,7 @@
             </w:pPr>
             <w:r>
               <w:rPr>
-                <w:rFonts w:ascii="Markazi Text" w:cs="Markazi Text" w:eastAsia="Markazi Text" w:hAnsi="Markazi Text"/>
+                <w:rFonts w:ascii="Arakom" w:cs="Arakom" w:eastAsia="Arakom" w:hAnsi="Arakom"/>
                 <w:b w:val="false"/>
                 <w:bCs w:val="false"/>
                 <w:color w:val="111111"/>
@@ -2501,7 +2501,7 @@
             </w:pPr>
             <w:r>
               <w:rPr>
-                <w:rFonts w:ascii="Markazi Text" w:cs="Markazi Text" w:eastAsia="Markazi Text" w:hAnsi="Markazi Text"/>
+                <w:rFonts w:ascii="Arakom" w:cs="Arakom" w:eastAsia="Arakom" w:hAnsi="Arakom"/>
                 <w:b/>
                 <w:bCs/>
                 <w:color w:val="111111"/>
@@ -2519,7 +2519,7 @@
             </w:pPr>
             <w:r>
               <w:rPr>
-                <w:rFonts w:ascii="Markazi Text" w:cs="Markazi Text" w:eastAsia="Markazi Text" w:hAnsi="Markazi Text"/>
+                <w:rFonts w:ascii="Arakom" w:cs="Arakom" w:eastAsia="Arakom" w:hAnsi="Arakom"/>
                 <w:b w:val="false"/>
                 <w:bCs w:val="false"/>
                 <w:color w:val="111111"/>
@@ -2537,7 +2537,7 @@
             </w:pPr>
             <w:r>
               <w:rPr>
-                <w:rFonts w:ascii="Markazi Text" w:cs="Markazi Text" w:eastAsia="Markazi Text" w:hAnsi="Markazi Text"/>
+                <w:rFonts w:ascii="Arakom" w:cs="Arakom" w:eastAsia="Arakom" w:hAnsi="Arakom"/>
                 <w:b w:val="false"/>
                 <w:bCs w:val="false"/>
                 <w:color w:val="111111"/>
@@ -2555,7 +2555,7 @@
             </w:pPr>
             <w:r>
               <w:rPr>
-                <w:rFonts w:ascii="Markazi Text" w:cs="Markazi Text" w:eastAsia="Markazi Text" w:hAnsi="Markazi Text"/>
+                <w:rFonts w:ascii="Arakom" w:cs="Arakom" w:eastAsia="Arakom" w:hAnsi="Arakom"/>
                 <w:b w:val="false"/>
                 <w:bCs w:val="false"/>
                 <w:color w:val="111111"/>
@@ -2573,7 +2573,7 @@
             </w:pPr>
             <w:r>
               <w:rPr>
-                <w:rFonts w:ascii="Markazi Text" w:cs="Markazi Text" w:eastAsia="Markazi Text" w:hAnsi="Markazi Text"/>
+                <w:rFonts w:ascii="Arakom" w:cs="Arakom" w:eastAsia="Arakom" w:hAnsi="Arakom"/>
                 <w:b w:val="false"/>
                 <w:bCs w:val="false"/>
                 <w:color w:val="111111"/>
@@ -2627,7 +2627,7 @@
       </w:r>
       <w:r>
         <w:rPr>
-          <w:rFonts w:ascii="Markazi Text" w:cs="Markazi Text" w:eastAsia="Markazi Text" w:hAnsi="Markazi Text"/>
+          <w:rFonts w:ascii="Arakom" w:cs="Arakom" w:eastAsia="Arakom" w:hAnsi="Arakom"/>
           <w:b w:val="false"/>
           <w:bCs w:val="false"/>
           <w:color w:val="111111"/>
@@ -2683,7 +2683,7 @@
       </w:r>
       <w:r>
         <w:rPr>
-          <w:rFonts w:ascii="Markazi Text" w:cs="Markazi Text" w:eastAsia="Markazi Text" w:hAnsi="Markazi Text"/>
+          <w:rFonts w:ascii="Arakom" w:cs="Arakom" w:eastAsia="Arakom" w:hAnsi="Arakom"/>
           <w:b w:val="false"/>
           <w:bCs w:val="false"/>
           <w:color w:val="111111"/>
@@ -2739,7 +2739,7 @@
       </w:r>
       <w:r>
         <w:rPr>
-          <w:rFonts w:ascii="Markazi Text" w:cs="Markazi Text" w:eastAsia="Markazi Text" w:hAnsi="Markazi Text"/>
+          <w:rFonts w:ascii="Arakom" w:cs="Arakom" w:eastAsia="Arakom" w:hAnsi="Arakom"/>
           <w:b w:val="false"/>
           <w:bCs w:val="false"/>
           <w:color w:val="111111"/>
@@ -2795,7 +2795,7 @@
       </w:r>
       <w:r>
         <w:rPr>
-          <w:rFonts w:ascii="Markazi Text" w:cs="Markazi Text" w:eastAsia="Markazi Text" w:hAnsi="Markazi Text"/>
+          <w:rFonts w:ascii="Arakom" w:cs="Arakom" w:eastAsia="Arakom" w:hAnsi="Arakom"/>
           <w:b w:val="false"/>
           <w:bCs w:val="false"/>
           <w:color w:val="111111"/>
@@ -3098,7 +3098,7 @@
             </w:pPr>
             <w:r>
               <w:rPr>
-                <w:rFonts w:ascii="Markazi Text" w:cs="Markazi Text" w:eastAsia="Markazi Text" w:hAnsi="Markazi Text"/>
+                <w:rFonts w:ascii="Arakom" w:cs="Arakom" w:eastAsia="Arakom" w:hAnsi="Arakom"/>
                 <w:b w:val="false"/>
                 <w:bCs w:val="false"/>
                 <w:color w:val="111111"/>
@@ -3224,7 +3224,7 @@
             </w:pPr>
             <w:r>
               <w:rPr>
-                <w:rFonts w:ascii="Markazi Text" w:cs="Markazi Text" w:eastAsia="Markazi Text" w:hAnsi="Markazi Text"/>
+                <w:rFonts w:ascii="Arakom" w:cs="Arakom" w:eastAsia="Arakom" w:hAnsi="Arakom"/>
                 <w:b w:val="false"/>
                 <w:bCs w:val="false"/>
                 <w:color w:val="111111"/>
@@ -3350,7 +3350,7 @@
             </w:pPr>
             <w:r>
               <w:rPr>
-                <w:rFonts w:ascii="Markazi Text" w:cs="Markazi Text" w:eastAsia="Markazi Text" w:hAnsi="Markazi Text"/>
+                <w:rFonts w:ascii="Arakom" w:cs="Arakom" w:eastAsia="Arakom" w:hAnsi="Arakom"/>
                 <w:b w:val="false"/>
                 <w:bCs w:val="false"/>
                 <w:color w:val="111111"/>
@@ -3476,7 +3476,7 @@
             </w:pPr>
             <w:r>
               <w:rPr>
-                <w:rFonts w:ascii="Markazi Text" w:cs="Markazi Text" w:eastAsia="Markazi Text" w:hAnsi="Markazi Text"/>
+                <w:rFonts w:ascii="Arakom" w:cs="Arakom" w:eastAsia="Arakom" w:hAnsi="Arakom"/>
                 <w:b w:val="false"/>
                 <w:bCs w:val="false"/>
                 <w:color w:val="111111"/>
@@ -3602,7 +3602,7 @@
             </w:pPr>
             <w:r>
               <w:rPr>
-                <w:rFonts w:ascii="Markazi Text" w:cs="Markazi Text" w:eastAsia="Markazi Text" w:hAnsi="Markazi Text"/>
+                <w:rFonts w:ascii="Arakom" w:cs="Arakom" w:eastAsia="Arakom" w:hAnsi="Arakom"/>
                 <w:b w:val="false"/>
                 <w:bCs w:val="false"/>
                 <w:color w:val="111111"/>
@@ -3795,7 +3795,7 @@
             </w:pPr>
             <w:r>
               <w:rPr>
-                <w:rFonts w:ascii="Markazi Text" w:cs="Markazi Text" w:eastAsia="Markazi Text" w:hAnsi="Markazi Text"/>
+                <w:rFonts w:ascii="Arakom" w:cs="Arakom" w:eastAsia="Arakom" w:hAnsi="Arakom"/>
                 <w:b w:val="false"/>
                 <w:bCs w:val="false"/>
                 <w:color w:val="111111"/>
@@ -3902,7 +3902,7 @@
             </w:pPr>
             <w:r>
               <w:rPr>
-                <w:rFonts w:ascii="Markazi Text" w:cs="Markazi Text" w:eastAsia="Markazi Text" w:hAnsi="Markazi Text"/>
+                <w:rFonts w:ascii="Arakom" w:cs="Arakom" w:eastAsia="Arakom" w:hAnsi="Arakom"/>
                 <w:b w:val="false"/>
                 <w:bCs w:val="false"/>
                 <w:color w:val="111111"/>
@@ -3974,7 +3974,7 @@
             </w:pPr>
             <w:r>
               <w:rPr>
-                <w:rFonts w:ascii="Markazi Text" w:cs="Markazi Text" w:eastAsia="Markazi Text" w:hAnsi="Markazi Text"/>
+                <w:rFonts w:ascii="Arakom" w:cs="Arakom" w:eastAsia="Arakom" w:hAnsi="Arakom"/>
                 <w:b w:val="false"/>
                 <w:bCs w:val="false"/>
                 <w:color w:val="111111"/>
@@ -4046,7 +4046,7 @@
             </w:pPr>
             <w:r>
               <w:rPr>
-                <w:rFonts w:ascii="Markazi Text" w:cs="Markazi Text" w:eastAsia="Markazi Text" w:hAnsi="Markazi Text"/>
+                <w:rFonts w:ascii="Arakom" w:cs="Arakom" w:eastAsia="Arakom" w:hAnsi="Arakom"/>
                 <w:b w:val="false"/>
                 <w:bCs w:val="false"/>
                 <w:color w:val="111111"/>
@@ -4118,7 +4118,7 @@
             </w:pPr>
             <w:r>
               <w:rPr>
-                <w:rFonts w:ascii="Markazi Text" w:cs="Markazi Text" w:eastAsia="Markazi Text" w:hAnsi="Markazi Text"/>
+                <w:rFonts w:ascii="Arakom" w:cs="Arakom" w:eastAsia="Arakom" w:hAnsi="Arakom"/>
                 <w:b w:val="false"/>
                 <w:bCs w:val="false"/>
                 <w:color w:val="111111"/>
@@ -4190,7 +4190,7 @@
             </w:pPr>
             <w:r>
               <w:rPr>
-                <w:rFonts w:ascii="Markazi Text" w:cs="Markazi Text" w:eastAsia="Markazi Text" w:hAnsi="Markazi Text"/>
+                <w:rFonts w:ascii="Arakom" w:cs="Arakom" w:eastAsia="Arakom" w:hAnsi="Arakom"/>
                 <w:b w:val="false"/>
                 <w:bCs w:val="false"/>
                 <w:color w:val="111111"/>
@@ -4343,7 +4343,7 @@
             </w:pPr>
             <w:r>
               <w:rPr>
-                <w:rFonts w:ascii="Markazi Text" w:cs="Markazi Text" w:eastAsia="Markazi Text" w:hAnsi="Markazi Text"/>
+                <w:rFonts w:ascii="Arakom" w:cs="Arakom" w:eastAsia="Arakom" w:hAnsi="Arakom"/>
                 <w:b w:val="false"/>
                 <w:bCs w:val="false"/>
                 <w:color w:val="111111"/>
@@ -4851,7 +4851,7 @@
             </w:pPr>
             <w:r>
               <w:rPr>
-                <w:rFonts w:ascii="Markazi Text" w:cs="Markazi Text" w:eastAsia="Markazi Text" w:hAnsi="Markazi Text"/>
+                <w:rFonts w:ascii="Arakom" w:cs="Arakom" w:eastAsia="Arakom" w:hAnsi="Arakom"/>
                 <w:b w:val="false"/>
                 <w:bCs w:val="false"/>
                 <w:color w:val="111111"/>
@@ -4869,7 +4869,7 @@
             </w:pPr>
             <w:r>
               <w:rPr>
-                <w:rFonts w:ascii="Markazi Text" w:cs="Markazi Text" w:eastAsia="Markazi Text" w:hAnsi="Markazi Text"/>
+                <w:rFonts w:ascii="Arakom" w:cs="Arakom" w:eastAsia="Arakom" w:hAnsi="Arakom"/>
                 <w:b w:val="false"/>
                 <w:bCs w:val="false"/>
                 <w:color w:val="111111"/>
@@ -4887,7 +4887,7 @@
             </w:pPr>
             <w:r>
               <w:rPr>
-                <w:rFonts w:ascii="Markazi Text" w:cs="Markazi Text" w:eastAsia="Markazi Text" w:hAnsi="Markazi Text"/>
+                <w:rFonts w:ascii="Arakom" w:cs="Arakom" w:eastAsia="Arakom" w:hAnsi="Arakom"/>
                 <w:b w:val="false"/>
                 <w:bCs w:val="false"/>
                 <w:color w:val="111111"/>
@@ -4905,7 +4905,7 @@
             </w:pPr>
             <w:r>
               <w:rPr>
-                <w:rFonts w:ascii="Markazi Text" w:cs="Markazi Text" w:eastAsia="Markazi Text" w:hAnsi="Markazi Text"/>
+                <w:rFonts w:ascii="Arakom" w:cs="Arakom" w:eastAsia="Arakom" w:hAnsi="Arakom"/>
                 <w:b w:val="false"/>
                 <w:bCs w:val="false"/>
                 <w:color w:val="111111"/>
@@ -5031,7 +5031,7 @@
             </w:pPr>
             <w:r>
               <w:rPr>
-                <w:rFonts w:ascii="Markazi Text" w:cs="Markazi Text" w:eastAsia="Markazi Text" w:hAnsi="Markazi Text"/>
+                <w:rFonts w:ascii="Arakom" w:cs="Arakom" w:eastAsia="Arakom" w:hAnsi="Arakom"/>
                 <w:b w:val="false"/>
                 <w:bCs w:val="false"/>
                 <w:color w:val="111111"/>
@@ -5049,7 +5049,7 @@
             </w:pPr>
             <w:r>
               <w:rPr>
-                <w:rFonts w:ascii="Markazi Text" w:cs="Markazi Text" w:eastAsia="Markazi Text" w:hAnsi="Markazi Text"/>
+                <w:rFonts w:ascii="Arakom" w:cs="Arakom" w:eastAsia="Arakom" w:hAnsi="Arakom"/>
                 <w:b w:val="false"/>
                 <w:bCs w:val="false"/>
                 <w:color w:val="111111"/>
@@ -5067,7 +5067,7 @@
             </w:pPr>
             <w:r>
               <w:rPr>
-                <w:rFonts w:ascii="Markazi Text" w:cs="Markazi Text" w:eastAsia="Markazi Text" w:hAnsi="Markazi Text"/>
+                <w:rFonts w:ascii="Arakom" w:cs="Arakom" w:eastAsia="Arakom" w:hAnsi="Arakom"/>
                 <w:b w:val="false"/>
                 <w:bCs w:val="false"/>
                 <w:color w:val="111111"/>
@@ -5085,7 +5085,7 @@
             </w:pPr>
             <w:r>
               <w:rPr>
-                <w:rFonts w:ascii="Markazi Text" w:cs="Markazi Text" w:eastAsia="Markazi Text" w:hAnsi="Markazi Text"/>
+                <w:rFonts w:ascii="Arakom" w:cs="Arakom" w:eastAsia="Arakom" w:hAnsi="Arakom"/>
                 <w:b w:val="false"/>
                 <w:bCs w:val="false"/>
                 <w:color w:val="111111"/>
@@ -5103,7 +5103,7 @@
             </w:pPr>
             <w:r>
               <w:rPr>
-                <w:rFonts w:ascii="Markazi Text" w:cs="Markazi Text" w:eastAsia="Markazi Text" w:hAnsi="Markazi Text"/>
+                <w:rFonts w:ascii="Arakom" w:cs="Arakom" w:eastAsia="Arakom" w:hAnsi="Arakom"/>
                 <w:b w:val="false"/>
                 <w:bCs w:val="false"/>
                 <w:color w:val="111111"/>
